--- a/backend_flask/plantillas_word/Anexo I Modelo Acuerdo.docx
+++ b/backend_flask/plantillas_word/Anexo I Modelo Acuerdo.docx
@@ -228,19 +228,17 @@
           <w:sz w:val="22"/>
           <w:szCs w:val="22"/>
         </w:rPr>
-        <w:t>Acuerdo Nº_________________</w:t>
-      </w:r>
-    </w:p>
-    <w:p>
-      <w:pPr>
-        <w:ind w:left="-993"/>
+        <w:t>Acuerdo Nº</w:t>
+      </w:r>
+      <w:r>
         <w:rPr>
           <w:rFonts w:ascii="Arial" w:hAnsi="Arial" w:cs="Arial"/>
           <w:noProof/>
           <w:sz w:val="22"/>
           <w:szCs w:val="22"/>
         </w:rPr>
-      </w:pPr>
+        <w:t xml:space="preserve"> [CODIGO_ACUERDO]</w:t>
+      </w:r>
     </w:p>
     <w:p>
       <w:pPr>
@@ -252,15 +250,17 @@
           <w:szCs w:val="22"/>
         </w:rPr>
       </w:pPr>
-      <w:r>
+    </w:p>
+    <w:p>
+      <w:pPr>
+        <w:ind w:left="-993"/>
         <w:rPr>
           <w:rFonts w:ascii="Arial" w:hAnsi="Arial" w:cs="Arial"/>
           <w:noProof/>
           <w:sz w:val="22"/>
           <w:szCs w:val="22"/>
         </w:rPr>
-        <w:t xml:space="preserve">Dirección Provincial de </w:t>
-      </w:r>
+      </w:pPr>
       <w:r>
         <w:rPr>
           <w:rFonts w:ascii="Arial" w:hAnsi="Arial" w:cs="Arial"/>
@@ -268,7 +268,7 @@
           <w:sz w:val="22"/>
           <w:szCs w:val="22"/>
         </w:rPr>
-        <w:t>Educacion de</w:t>
+        <w:t xml:space="preserve">Dirección Provincial de </w:t>
       </w:r>
       <w:r>
         <w:rPr>
@@ -277,7 +277,25 @@
           <w:sz w:val="22"/>
           <w:szCs w:val="22"/>
         </w:rPr>
-        <w:t xml:space="preserve"> ___________________</w:t>
+        <w:t>Educacion de</w:t>
+      </w:r>
+      <w:r>
+        <w:rPr>
+          <w:rFonts w:ascii="Arial" w:hAnsi="Arial" w:cs="Arial"/>
+          <w:noProof/>
+          <w:sz w:val="22"/>
+          <w:szCs w:val="22"/>
+        </w:rPr>
+        <w:t xml:space="preserve"> </w:t>
+      </w:r>
+      <w:r>
+        <w:rPr>
+          <w:rFonts w:ascii="Arial" w:hAnsi="Arial" w:cs="Arial"/>
+          <w:noProof/>
+          <w:sz w:val="22"/>
+          <w:szCs w:val="22"/>
+        </w:rPr>
+        <w:t>[CENTRO_PROVINCIA]</w:t>
       </w:r>
     </w:p>
     <w:p>
@@ -12253,12 +12271,7 @@
 </file>
 
 <file path=customXml/item1.xml><?xml version="1.0" encoding="utf-8"?>
-<?mso-contentType ?>
-<FormTemplates xmlns="http://schemas.microsoft.com/sharepoint/v3/contenttype/forms">
-  <Display>DocumentLibraryForm</Display>
-  <Edit>DocumentLibraryForm</Edit>
-  <New>DocumentLibraryForm</New>
-</FormTemplates>
+<b:Sources xmlns:b="http://schemas.openxmlformats.org/officeDocument/2006/bibliography" xmlns="http://schemas.openxmlformats.org/officeDocument/2006/bibliography" SelectedStyle="\APASixthEditionOfficeOnline.xsl" StyleName="APA" Version="6"/>
 </file>
 
 <file path=customXml/item2.xml><?xml version="1.0" encoding="utf-8"?>
@@ -12268,7 +12281,12 @@
 </file>
 
 <file path=customXml/item3.xml><?xml version="1.0" encoding="utf-8"?>
-<b:Sources xmlns:b="http://schemas.openxmlformats.org/officeDocument/2006/bibliography" xmlns="http://schemas.openxmlformats.org/officeDocument/2006/bibliography" SelectedStyle="\APASixthEditionOfficeOnline.xsl" StyleName="APA" Version="6"/>
+<?mso-contentType ?>
+<FormTemplates xmlns="http://schemas.microsoft.com/sharepoint/v3/contenttype/forms">
+  <Display>DocumentLibraryForm</Display>
+  <Edit>DocumentLibraryForm</Edit>
+  <New>DocumentLibraryForm</New>
+</FormTemplates>
 </file>
 
 <file path=customXml/item4.xml><?xml version="1.0" encoding="utf-8"?>
@@ -12422,9 +12440,9 @@
 </file>
 
 <file path=customXml/itemProps1.xml><?xml version="1.0" encoding="utf-8"?>
-<ds:datastoreItem xmlns:ds="http://schemas.openxmlformats.org/officeDocument/2006/customXml" ds:itemID="{28F4F990-127B-4B7E-8D15-5D33C10E6A1D}">
+<ds:datastoreItem xmlns:ds="http://schemas.openxmlformats.org/officeDocument/2006/customXml" ds:itemID="{470E61D6-4F45-481F-9140-7B63E4D7F7CF}">
   <ds:schemaRefs>
-    <ds:schemaRef ds:uri="http://schemas.microsoft.com/sharepoint/v3/contenttype/forms"/>
+    <ds:schemaRef ds:uri="http://schemas.openxmlformats.org/officeDocument/2006/bibliography"/>
   </ds:schemaRefs>
 </ds:datastoreItem>
 </file>
@@ -12439,9 +12457,9 @@
 </file>
 
 <file path=customXml/itemProps3.xml><?xml version="1.0" encoding="utf-8"?>
-<ds:datastoreItem xmlns:ds="http://schemas.openxmlformats.org/officeDocument/2006/customXml" ds:itemID="{470E61D6-4F45-481F-9140-7B63E4D7F7CF}">
+<ds:datastoreItem xmlns:ds="http://schemas.openxmlformats.org/officeDocument/2006/customXml" ds:itemID="{28F4F990-127B-4B7E-8D15-5D33C10E6A1D}">
   <ds:schemaRefs>
-    <ds:schemaRef ds:uri="http://schemas.openxmlformats.org/officeDocument/2006/bibliography"/>
+    <ds:schemaRef ds:uri="http://schemas.microsoft.com/sharepoint/v3/contenttype/forms"/>
   </ds:schemaRefs>
 </ds:datastoreItem>
 </file>
